--- a/downloads/보안서약서.docx
+++ b/downloads/보안서약서.docx
@@ -41,7 +41,7 @@
     </w:p>
     <w:p>
       <w:r>
-        <w:t>나는 이 특강이 연습용으로 만든 표적(DVWA·NeoBank·MediForum·CTFd)에서만 배운 기술을 쓴다.</w:t>
+        <w:t>나는 이 특강이 연습용으로 만든 표적(DVWA·NeoBank·MediForum·AICompanion·CTFd)에서만 배운 기술을 쓴다.</w:t>
       </w:r>
     </w:p>
     <w:p>
@@ -88,7 +88,20 @@
         <w:rPr>
           <w:b/>
         </w:rPr>
-        <w:t>⑤ 위반 시 책임은 나에게 있음을 안다.</w:t>
+        <w:t>⑤ AI 에이전트에게 대신 시키지 않는다.</w:t>
+      </w:r>
+    </w:p>
+    <w:p>
+      <w:r>
+        <w:t>나는 Hermes Agent 같은 AI 에이전트에게도 허락된 표적만 지시한다. 도구가 대신 실행해도 책임은 지시한 나에게 있다는 것을 안다.</w:t>
+      </w:r>
+    </w:p>
+    <w:p>
+      <w:r>
+        <w:rPr>
+          <w:b/>
+        </w:rPr>
+        <w:t>⑥ 위반 시 책임은 나에게 있음을 안다.</w:t>
       </w:r>
     </w:p>
     <w:p>
